--- a/applications/STRONG/Confidential - AI Tech Lead Databricks - 2026-08-31/cover_letter.docx
+++ b/applications/STRONG/Confidential - AI Tech Lead Databricks - 2026-08-31/cover_letter.docx
@@ -185,7 +185,7 @@
           <w:color w:val="09152A"/>
           <w:sz w:val="22"/>
         </w:rPr>
-        <w:t>My Databricks expertise spans the full platform: Medallion Architecture (Bronze/Silver/Gold), Delta Live Tables, Unity Catalog, Delta Lake, MLflow experiment tracking, and AI-assisted development with Databricks AI Genie. Across three client organizations in my freelance practice, I have architected and deployed Generative AI and LLM-integrated solutions in production — at callcathai.online, building RAG-based insight retrieval and AI-assisted executive reporting on Databricks; at primelayertrades.com, architecting an enterprise AI platform with LLM workflow integration, MLflow tracking, and CI/CD for multi-environment model deployment; and at hereraspreadsheets.com, building reusable AI and data engineering frameworks with Spark optimization patterns and streaming pipelines. At Catalyzt Nutrition and Ferguson Enterprises, I implemented Databricks Lakehouse platforms on GCP and Azure at enterprise scale, with PySpark and Spark SQL transformations optimized for production workloads across multi-cloud environments.</w:t>
+        <w:t>My Databricks expertise spans the full platform: Medallion Architecture (Bronze/Silver/Gold), Delta Live Tables, Unity Catalog, Delta Lake, MLflow experiment tracking, and AI-assisted development with Databricks AI Genie. Across three client organizations in my freelance practice, I have architected and deployed Generative AI and LLM-integrated solutions in production — at callcatchai.online, building RAG-based insight retrieval and AI-assisted executive reporting on Databricks; at primelayertrades.com, architecting an enterprise AI platform with LLM workflow integration, MLflow tracking, and CI/CD for multi-environment model deployment; and at hereraspreadsheets.com, building reusable AI and data engineering frameworks with Spark optimization patterns and streaming pipelines. At Catalyzt Nutrition and Ferguson Enterprises, I implemented Databricks Lakehouse platforms on GCP and Azure at enterprise scale, with PySpark and Spark SQL transformations optimized for production workloads across multi-cloud environments.</w:t>
       </w:r>
     </w:p>
     <w:p>
